--- a/filemanager/templates/documents/petition-video-hearing.docx
+++ b/filemanager/templates/documents/petition-video-hearing.docx
@@ -650,7 +650,7 @@
           <w:szCs w:val="24"/>
           <w:lang w:eastAsia="ru-RU"/>
         </w:rPr>
-        <w:t xml:space="preserve"> часов </w:t>
+        <w:t xml:space="preserve"> {{HEARING_HOUR_UNIT}} </w:t>
       </w:r>
       <w:r>
         <w:rPr>
@@ -670,7 +670,7 @@
           <w:szCs w:val="24"/>
           <w:lang w:eastAsia="ru-RU"/>
         </w:rPr>
-        <w:t xml:space="preserve"> минут</w:t>
+        <w:t xml:space="preserve"> {{HEARING_MINUTE_UNIT}}</w:t>
       </w:r>
       <w:r>
         <w:rPr>
